--- a/LAPORAN UTS PBO.docx
+++ b/LAPORAN UTS PBO.docx
@@ -778,27 +778,35 @@
             <w:tabs>
               <w:tab w:val="right" w:leader="dot" w:pos="9350"/>
             </w:tabs>
+            <w:spacing w:line="360" w:lineRule="auto"/>
             <w:rPr>
-              <w:rFonts w:eastAsiaTheme="minorEastAsia"/>
+              <w:rFonts w:ascii="Times New Roman" w:eastAsiaTheme="minorEastAsia" w:hAnsi="Times New Roman" w:cs="Times New Roman"/>
               <w:noProof/>
             </w:rPr>
           </w:pPr>
           <w:r>
+            <w:rPr>
+              <w:rFonts w:ascii="Times New Roman" w:hAnsi="Times New Roman" w:cs="Times New Roman"/>
+            </w:rPr>
             <w:fldChar w:fldCharType="begin"/>
           </w:r>
           <w:r>
+            <w:rPr>
+              <w:rFonts w:ascii="Times New Roman" w:hAnsi="Times New Roman" w:cs="Times New Roman"/>
+            </w:rPr>
             <w:instrText xml:space="preserve"> TOC \o "1-3" \h \z \u </w:instrText>
           </w:r>
           <w:r>
+            <w:rPr>
+              <w:rFonts w:ascii="Times New Roman" w:hAnsi="Times New Roman" w:cs="Times New Roman"/>
+            </w:rPr>
             <w:fldChar w:fldCharType="separate"/>
           </w:r>
-          <w:hyperlink w:anchor="_Toc227854762" w:history="1">
+          <w:hyperlink w:anchor="_Toc227878172" w:history="1">
             <w:r>
               <w:rPr>
                 <w:rStyle w:val="Hyperlink"/>
                 <w:rFonts w:ascii="Times New Roman" w:hAnsi="Times New Roman" w:cs="Times New Roman"/>
-                <w:b/>
-                <w:bCs/>
                 <w:noProof/>
                 <w:lang w:val="id-ID"/>
               </w:rPr>
@@ -806,6 +814,7 @@
             </w:r>
             <w:r>
               <w:rPr>
+                <w:rFonts w:ascii="Times New Roman" w:hAnsi="Times New Roman" w:cs="Times New Roman"/>
                 <w:noProof/>
                 <w:webHidden/>
               </w:rPr>
@@ -813,6 +822,7 @@
             </w:r>
             <w:r>
               <w:rPr>
+                <w:rFonts w:ascii="Times New Roman" w:hAnsi="Times New Roman" w:cs="Times New Roman"/>
                 <w:noProof/>
                 <w:webHidden/>
               </w:rPr>
@@ -820,19 +830,22 @@
             </w:r>
             <w:r>
               <w:rPr>
+                <w:rFonts w:ascii="Times New Roman" w:hAnsi="Times New Roman" w:cs="Times New Roman"/>
                 <w:noProof/>
                 <w:webHidden/>
               </w:rPr>
-              <w:instrText xml:space="preserve"> PAGEREF _Toc227854762 \h </w:instrText>
-            </w:r>
-            <w:r>
-              <w:rPr>
+              <w:instrText xml:space="preserve"> PAGEREF _Toc227878172 \h </w:instrText>
+            </w:r>
+            <w:r>
+              <w:rPr>
+                <w:rFonts w:ascii="Times New Roman" w:hAnsi="Times New Roman" w:cs="Times New Roman"/>
                 <w:noProof/>
                 <w:webHidden/>
               </w:rPr>
             </w:r>
             <w:r>
               <w:rPr>
+                <w:rFonts w:ascii="Times New Roman" w:hAnsi="Times New Roman" w:cs="Times New Roman"/>
                 <w:noProof/>
                 <w:webHidden/>
               </w:rPr>
@@ -840,6 +853,7 @@
             </w:r>
             <w:r>
               <w:rPr>
+                <w:rFonts w:ascii="Times New Roman" w:hAnsi="Times New Roman" w:cs="Times New Roman"/>
                 <w:noProof/>
                 <w:webHidden/>
               </w:rPr>
@@ -847,6 +861,7 @@
             </w:r>
             <w:r>
               <w:rPr>
+                <w:rFonts w:ascii="Times New Roman" w:hAnsi="Times New Roman" w:cs="Times New Roman"/>
                 <w:noProof/>
                 <w:webHidden/>
               </w:rPr>
@@ -860,18 +875,17 @@
             <w:tabs>
               <w:tab w:val="right" w:leader="dot" w:pos="9350"/>
             </w:tabs>
+            <w:spacing w:line="360" w:lineRule="auto"/>
             <w:rPr>
-              <w:rFonts w:eastAsiaTheme="minorEastAsia"/>
+              <w:rFonts w:ascii="Times New Roman" w:eastAsiaTheme="minorEastAsia" w:hAnsi="Times New Roman" w:cs="Times New Roman"/>
               <w:noProof/>
             </w:rPr>
           </w:pPr>
-          <w:hyperlink w:anchor="_Toc227854763" w:history="1">
+          <w:hyperlink w:anchor="_Toc227878173" w:history="1">
             <w:r>
               <w:rPr>
                 <w:rStyle w:val="Hyperlink"/>
                 <w:rFonts w:ascii="Times New Roman" w:hAnsi="Times New Roman" w:cs="Times New Roman"/>
-                <w:b/>
-                <w:bCs/>
                 <w:noProof/>
                 <w:lang w:val="id-ID"/>
               </w:rPr>
@@ -879,6 +893,7 @@
             </w:r>
             <w:r>
               <w:rPr>
+                <w:rFonts w:ascii="Times New Roman" w:hAnsi="Times New Roman" w:cs="Times New Roman"/>
                 <w:noProof/>
                 <w:webHidden/>
               </w:rPr>
@@ -886,6 +901,7 @@
             </w:r>
             <w:r>
               <w:rPr>
+                <w:rFonts w:ascii="Times New Roman" w:hAnsi="Times New Roman" w:cs="Times New Roman"/>
                 <w:noProof/>
                 <w:webHidden/>
               </w:rPr>
@@ -893,19 +909,22 @@
             </w:r>
             <w:r>
               <w:rPr>
+                <w:rFonts w:ascii="Times New Roman" w:hAnsi="Times New Roman" w:cs="Times New Roman"/>
                 <w:noProof/>
                 <w:webHidden/>
               </w:rPr>
-              <w:instrText xml:space="preserve"> PAGEREF _Toc227854763 \h </w:instrText>
-            </w:r>
-            <w:r>
-              <w:rPr>
+              <w:instrText xml:space="preserve"> PAGEREF _Toc227878173 \h </w:instrText>
+            </w:r>
+            <w:r>
+              <w:rPr>
+                <w:rFonts w:ascii="Times New Roman" w:hAnsi="Times New Roman" w:cs="Times New Roman"/>
                 <w:noProof/>
                 <w:webHidden/>
               </w:rPr>
             </w:r>
             <w:r>
               <w:rPr>
+                <w:rFonts w:ascii="Times New Roman" w:hAnsi="Times New Roman" w:cs="Times New Roman"/>
                 <w:noProof/>
                 <w:webHidden/>
               </w:rPr>
@@ -913,6 +932,7 @@
             </w:r>
             <w:r>
               <w:rPr>
+                <w:rFonts w:ascii="Times New Roman" w:hAnsi="Times New Roman" w:cs="Times New Roman"/>
                 <w:noProof/>
                 <w:webHidden/>
               </w:rPr>
@@ -920,6 +940,7 @@
             </w:r>
             <w:r>
               <w:rPr>
+                <w:rFonts w:ascii="Times New Roman" w:hAnsi="Times New Roman" w:cs="Times New Roman"/>
                 <w:noProof/>
                 <w:webHidden/>
               </w:rPr>
@@ -933,18 +954,17 @@
             <w:tabs>
               <w:tab w:val="right" w:leader="dot" w:pos="9350"/>
             </w:tabs>
+            <w:spacing w:line="360" w:lineRule="auto"/>
             <w:rPr>
-              <w:rFonts w:eastAsiaTheme="minorEastAsia"/>
+              <w:rFonts w:ascii="Times New Roman" w:eastAsiaTheme="minorEastAsia" w:hAnsi="Times New Roman" w:cs="Times New Roman"/>
               <w:noProof/>
             </w:rPr>
           </w:pPr>
-          <w:hyperlink w:anchor="_Toc227854764" w:history="1">
+          <w:hyperlink w:anchor="_Toc227878174" w:history="1">
             <w:r>
               <w:rPr>
                 <w:rStyle w:val="Hyperlink"/>
                 <w:rFonts w:ascii="Times New Roman" w:hAnsi="Times New Roman" w:cs="Times New Roman"/>
-                <w:b/>
-                <w:bCs/>
                 <w:noProof/>
                 <w:lang w:val="id-ID"/>
               </w:rPr>
@@ -952,6 +972,7 @@
             </w:r>
             <w:r>
               <w:rPr>
+                <w:rFonts w:ascii="Times New Roman" w:hAnsi="Times New Roman" w:cs="Times New Roman"/>
                 <w:noProof/>
                 <w:webHidden/>
               </w:rPr>
@@ -959,6 +980,7 @@
             </w:r>
             <w:r>
               <w:rPr>
+                <w:rFonts w:ascii="Times New Roman" w:hAnsi="Times New Roman" w:cs="Times New Roman"/>
                 <w:noProof/>
                 <w:webHidden/>
               </w:rPr>
@@ -966,19 +988,22 @@
             </w:r>
             <w:r>
               <w:rPr>
+                <w:rFonts w:ascii="Times New Roman" w:hAnsi="Times New Roman" w:cs="Times New Roman"/>
                 <w:noProof/>
                 <w:webHidden/>
               </w:rPr>
-              <w:instrText xml:space="preserve"> PAGEREF _Toc227854764 \h </w:instrText>
-            </w:r>
-            <w:r>
-              <w:rPr>
+              <w:instrText xml:space="preserve"> PAGEREF _Toc227878174 \h </w:instrText>
+            </w:r>
+            <w:r>
+              <w:rPr>
+                <w:rFonts w:ascii="Times New Roman" w:hAnsi="Times New Roman" w:cs="Times New Roman"/>
                 <w:noProof/>
                 <w:webHidden/>
               </w:rPr>
             </w:r>
             <w:r>
               <w:rPr>
+                <w:rFonts w:ascii="Times New Roman" w:hAnsi="Times New Roman" w:cs="Times New Roman"/>
                 <w:noProof/>
                 <w:webHidden/>
               </w:rPr>
@@ -986,6 +1011,7 @@
             </w:r>
             <w:r>
               <w:rPr>
+                <w:rFonts w:ascii="Times New Roman" w:hAnsi="Times New Roman" w:cs="Times New Roman"/>
                 <w:noProof/>
                 <w:webHidden/>
               </w:rPr>
@@ -993,6 +1019,7 @@
             </w:r>
             <w:r>
               <w:rPr>
+                <w:rFonts w:ascii="Times New Roman" w:hAnsi="Times New Roman" w:cs="Times New Roman"/>
                 <w:noProof/>
                 <w:webHidden/>
               </w:rPr>
@@ -1006,18 +1033,17 @@
             <w:tabs>
               <w:tab w:val="right" w:leader="dot" w:pos="9350"/>
             </w:tabs>
+            <w:spacing w:line="360" w:lineRule="auto"/>
             <w:rPr>
-              <w:rFonts w:eastAsiaTheme="minorEastAsia"/>
+              <w:rFonts w:ascii="Times New Roman" w:eastAsiaTheme="minorEastAsia" w:hAnsi="Times New Roman" w:cs="Times New Roman"/>
               <w:noProof/>
             </w:rPr>
           </w:pPr>
-          <w:hyperlink w:anchor="_Toc227854765" w:history="1">
+          <w:hyperlink w:anchor="_Toc227878175" w:history="1">
             <w:r>
               <w:rPr>
                 <w:rStyle w:val="Hyperlink"/>
                 <w:rFonts w:ascii="Times New Roman" w:hAnsi="Times New Roman" w:cs="Times New Roman"/>
-                <w:b/>
-                <w:bCs/>
                 <w:noProof/>
                 <w:lang w:val="id-ID"/>
               </w:rPr>
@@ -1025,6 +1051,7 @@
             </w:r>
             <w:r>
               <w:rPr>
+                <w:rFonts w:ascii="Times New Roman" w:hAnsi="Times New Roman" w:cs="Times New Roman"/>
                 <w:noProof/>
                 <w:webHidden/>
               </w:rPr>
@@ -1032,6 +1059,7 @@
             </w:r>
             <w:r>
               <w:rPr>
+                <w:rFonts w:ascii="Times New Roman" w:hAnsi="Times New Roman" w:cs="Times New Roman"/>
                 <w:noProof/>
                 <w:webHidden/>
               </w:rPr>
@@ -1039,19 +1067,22 @@
             </w:r>
             <w:r>
               <w:rPr>
+                <w:rFonts w:ascii="Times New Roman" w:hAnsi="Times New Roman" w:cs="Times New Roman"/>
                 <w:noProof/>
                 <w:webHidden/>
               </w:rPr>
-              <w:instrText xml:space="preserve"> PAGEREF _Toc227854765 \h </w:instrText>
-            </w:r>
-            <w:r>
-              <w:rPr>
+              <w:instrText xml:space="preserve"> PAGEREF _Toc227878175 \h </w:instrText>
+            </w:r>
+            <w:r>
+              <w:rPr>
+                <w:rFonts w:ascii="Times New Roman" w:hAnsi="Times New Roman" w:cs="Times New Roman"/>
                 <w:noProof/>
                 <w:webHidden/>
               </w:rPr>
             </w:r>
             <w:r>
               <w:rPr>
+                <w:rFonts w:ascii="Times New Roman" w:hAnsi="Times New Roman" w:cs="Times New Roman"/>
                 <w:noProof/>
                 <w:webHidden/>
               </w:rPr>
@@ -1059,6 +1090,7 @@
             </w:r>
             <w:r>
               <w:rPr>
+                <w:rFonts w:ascii="Times New Roman" w:hAnsi="Times New Roman" w:cs="Times New Roman"/>
                 <w:noProof/>
                 <w:webHidden/>
               </w:rPr>
@@ -1066,6 +1098,7 @@
             </w:r>
             <w:r>
               <w:rPr>
+                <w:rFonts w:ascii="Times New Roman" w:hAnsi="Times New Roman" w:cs="Times New Roman"/>
                 <w:noProof/>
                 <w:webHidden/>
               </w:rPr>
@@ -1079,18 +1112,17 @@
             <w:tabs>
               <w:tab w:val="right" w:leader="dot" w:pos="9350"/>
             </w:tabs>
+            <w:spacing w:line="360" w:lineRule="auto"/>
             <w:rPr>
-              <w:rFonts w:eastAsiaTheme="minorEastAsia"/>
+              <w:rFonts w:ascii="Times New Roman" w:eastAsiaTheme="minorEastAsia" w:hAnsi="Times New Roman" w:cs="Times New Roman"/>
               <w:noProof/>
             </w:rPr>
           </w:pPr>
-          <w:hyperlink w:anchor="_Toc227854766" w:history="1">
+          <w:hyperlink w:anchor="_Toc227878176" w:history="1">
             <w:r>
               <w:rPr>
                 <w:rStyle w:val="Hyperlink"/>
                 <w:rFonts w:ascii="Times New Roman" w:hAnsi="Times New Roman" w:cs="Times New Roman"/>
-                <w:b/>
-                <w:bCs/>
                 <w:noProof/>
                 <w:lang w:val="id-ID"/>
               </w:rPr>
@@ -1098,6 +1130,7 @@
             </w:r>
             <w:r>
               <w:rPr>
+                <w:rFonts w:ascii="Times New Roman" w:hAnsi="Times New Roman" w:cs="Times New Roman"/>
                 <w:noProof/>
                 <w:webHidden/>
               </w:rPr>
@@ -1105,6 +1138,7 @@
             </w:r>
             <w:r>
               <w:rPr>
+                <w:rFonts w:ascii="Times New Roman" w:hAnsi="Times New Roman" w:cs="Times New Roman"/>
                 <w:noProof/>
                 <w:webHidden/>
               </w:rPr>
@@ -1112,19 +1146,22 @@
             </w:r>
             <w:r>
               <w:rPr>
+                <w:rFonts w:ascii="Times New Roman" w:hAnsi="Times New Roman" w:cs="Times New Roman"/>
                 <w:noProof/>
                 <w:webHidden/>
               </w:rPr>
-              <w:instrText xml:space="preserve"> PAGEREF _Toc227854766 \h </w:instrText>
-            </w:r>
-            <w:r>
-              <w:rPr>
+              <w:instrText xml:space="preserve"> PAGEREF _Toc227878176 \h </w:instrText>
+            </w:r>
+            <w:r>
+              <w:rPr>
+                <w:rFonts w:ascii="Times New Roman" w:hAnsi="Times New Roman" w:cs="Times New Roman"/>
                 <w:noProof/>
                 <w:webHidden/>
               </w:rPr>
             </w:r>
             <w:r>
               <w:rPr>
+                <w:rFonts w:ascii="Times New Roman" w:hAnsi="Times New Roman" w:cs="Times New Roman"/>
                 <w:noProof/>
                 <w:webHidden/>
               </w:rPr>
@@ -1132,6 +1169,7 @@
             </w:r>
             <w:r>
               <w:rPr>
+                <w:rFonts w:ascii="Times New Roman" w:hAnsi="Times New Roman" w:cs="Times New Roman"/>
                 <w:noProof/>
                 <w:webHidden/>
               </w:rPr>
@@ -1139,6 +1177,7 @@
             </w:r>
             <w:r>
               <w:rPr>
+                <w:rFonts w:ascii="Times New Roman" w:hAnsi="Times New Roman" w:cs="Times New Roman"/>
                 <w:noProof/>
                 <w:webHidden/>
               </w:rPr>
@@ -1152,18 +1191,17 @@
             <w:tabs>
               <w:tab w:val="right" w:leader="dot" w:pos="9350"/>
             </w:tabs>
+            <w:spacing w:line="360" w:lineRule="auto"/>
             <w:rPr>
-              <w:rFonts w:eastAsiaTheme="minorEastAsia"/>
+              <w:rFonts w:ascii="Times New Roman" w:eastAsiaTheme="minorEastAsia" w:hAnsi="Times New Roman" w:cs="Times New Roman"/>
               <w:noProof/>
             </w:rPr>
           </w:pPr>
-          <w:hyperlink w:anchor="_Toc227854767" w:history="1">
+          <w:hyperlink w:anchor="_Toc227878177" w:history="1">
             <w:r>
               <w:rPr>
                 <w:rStyle w:val="Hyperlink"/>
                 <w:rFonts w:ascii="Times New Roman" w:hAnsi="Times New Roman" w:cs="Times New Roman"/>
-                <w:b/>
-                <w:bCs/>
                 <w:noProof/>
                 <w:lang w:val="id-ID"/>
               </w:rPr>
@@ -1171,6 +1209,7 @@
             </w:r>
             <w:r>
               <w:rPr>
+                <w:rFonts w:ascii="Times New Roman" w:hAnsi="Times New Roman" w:cs="Times New Roman"/>
                 <w:noProof/>
                 <w:webHidden/>
               </w:rPr>
@@ -1178,6 +1217,7 @@
             </w:r>
             <w:r>
               <w:rPr>
+                <w:rFonts w:ascii="Times New Roman" w:hAnsi="Times New Roman" w:cs="Times New Roman"/>
                 <w:noProof/>
                 <w:webHidden/>
               </w:rPr>
@@ -1185,19 +1225,22 @@
             </w:r>
             <w:r>
               <w:rPr>
+                <w:rFonts w:ascii="Times New Roman" w:hAnsi="Times New Roman" w:cs="Times New Roman"/>
                 <w:noProof/>
                 <w:webHidden/>
               </w:rPr>
-              <w:instrText xml:space="preserve"> PAGEREF _Toc227854767 \h </w:instrText>
-            </w:r>
-            <w:r>
-              <w:rPr>
+              <w:instrText xml:space="preserve"> PAGEREF _Toc227878177 \h </w:instrText>
+            </w:r>
+            <w:r>
+              <w:rPr>
+                <w:rFonts w:ascii="Times New Roman" w:hAnsi="Times New Roman" w:cs="Times New Roman"/>
                 <w:noProof/>
                 <w:webHidden/>
               </w:rPr>
             </w:r>
             <w:r>
               <w:rPr>
+                <w:rFonts w:ascii="Times New Roman" w:hAnsi="Times New Roman" w:cs="Times New Roman"/>
                 <w:noProof/>
                 <w:webHidden/>
               </w:rPr>
@@ -1205,6 +1248,7 @@
             </w:r>
             <w:r>
               <w:rPr>
+                <w:rFonts w:ascii="Times New Roman" w:hAnsi="Times New Roman" w:cs="Times New Roman"/>
                 <w:noProof/>
                 <w:webHidden/>
               </w:rPr>
@@ -1212,6 +1256,7 @@
             </w:r>
             <w:r>
               <w:rPr>
+                <w:rFonts w:ascii="Times New Roman" w:hAnsi="Times New Roman" w:cs="Times New Roman"/>
                 <w:noProof/>
                 <w:webHidden/>
               </w:rPr>
@@ -1225,18 +1270,17 @@
             <w:tabs>
               <w:tab w:val="right" w:leader="dot" w:pos="9350"/>
             </w:tabs>
+            <w:spacing w:line="360" w:lineRule="auto"/>
             <w:rPr>
-              <w:rFonts w:eastAsiaTheme="minorEastAsia"/>
+              <w:rFonts w:ascii="Times New Roman" w:eastAsiaTheme="minorEastAsia" w:hAnsi="Times New Roman" w:cs="Times New Roman"/>
               <w:noProof/>
             </w:rPr>
           </w:pPr>
-          <w:hyperlink w:anchor="_Toc227854768" w:history="1">
+          <w:hyperlink w:anchor="_Toc227878178" w:history="1">
             <w:r>
               <w:rPr>
                 <w:rStyle w:val="Hyperlink"/>
                 <w:rFonts w:ascii="Times New Roman" w:hAnsi="Times New Roman" w:cs="Times New Roman"/>
-                <w:b/>
-                <w:bCs/>
                 <w:noProof/>
                 <w:lang w:val="id-ID"/>
               </w:rPr>
@@ -1246,14 +1290,13 @@
               <w:rPr>
                 <w:rStyle w:val="Hyperlink"/>
                 <w:rFonts w:ascii="Times New Roman" w:hAnsi="Times New Roman" w:cs="Times New Roman"/>
-                <w:b/>
-                <w:bCs/>
                 <w:noProof/>
               </w:rPr>
               <w:t>Manajemen Proyek (GitHub)</w:t>
             </w:r>
             <w:r>
               <w:rPr>
+                <w:rFonts w:ascii="Times New Roman" w:hAnsi="Times New Roman" w:cs="Times New Roman"/>
                 <w:noProof/>
                 <w:webHidden/>
               </w:rPr>
@@ -1261,6 +1304,7 @@
             </w:r>
             <w:r>
               <w:rPr>
+                <w:rFonts w:ascii="Times New Roman" w:hAnsi="Times New Roman" w:cs="Times New Roman"/>
                 <w:noProof/>
                 <w:webHidden/>
               </w:rPr>
@@ -1268,19 +1312,22 @@
             </w:r>
             <w:r>
               <w:rPr>
+                <w:rFonts w:ascii="Times New Roman" w:hAnsi="Times New Roman" w:cs="Times New Roman"/>
                 <w:noProof/>
                 <w:webHidden/>
               </w:rPr>
-              <w:instrText xml:space="preserve"> PAGEREF _Toc227854768 \h </w:instrText>
-            </w:r>
-            <w:r>
-              <w:rPr>
+              <w:instrText xml:space="preserve"> PAGEREF _Toc227878178 \h </w:instrText>
+            </w:r>
+            <w:r>
+              <w:rPr>
+                <w:rFonts w:ascii="Times New Roman" w:hAnsi="Times New Roman" w:cs="Times New Roman"/>
                 <w:noProof/>
                 <w:webHidden/>
               </w:rPr>
             </w:r>
             <w:r>
               <w:rPr>
+                <w:rFonts w:ascii="Times New Roman" w:hAnsi="Times New Roman" w:cs="Times New Roman"/>
                 <w:noProof/>
                 <w:webHidden/>
               </w:rPr>
@@ -1288,13 +1335,15 @@
             </w:r>
             <w:r>
               <w:rPr>
+                <w:rFonts w:ascii="Times New Roman" w:hAnsi="Times New Roman" w:cs="Times New Roman"/>
                 <w:noProof/>
                 <w:webHidden/>
               </w:rPr>
-              <w:t>3</w:t>
-            </w:r>
-            <w:r>
-              <w:rPr>
+              <w:t>4</w:t>
+            </w:r>
+            <w:r>
+              <w:rPr>
+                <w:rFonts w:ascii="Times New Roman" w:hAnsi="Times New Roman" w:cs="Times New Roman"/>
                 <w:noProof/>
                 <w:webHidden/>
               </w:rPr>
@@ -1308,24 +1357,24 @@
             <w:tabs>
               <w:tab w:val="right" w:leader="dot" w:pos="9350"/>
             </w:tabs>
+            <w:spacing w:line="360" w:lineRule="auto"/>
             <w:rPr>
-              <w:rFonts w:eastAsiaTheme="minorEastAsia"/>
+              <w:rFonts w:ascii="Times New Roman" w:eastAsiaTheme="minorEastAsia" w:hAnsi="Times New Roman" w:cs="Times New Roman"/>
               <w:noProof/>
             </w:rPr>
           </w:pPr>
-          <w:hyperlink w:anchor="_Toc227854769" w:history="1">
+          <w:hyperlink w:anchor="_Toc227878179" w:history="1">
             <w:r>
               <w:rPr>
                 <w:rStyle w:val="Hyperlink"/>
                 <w:rFonts w:ascii="Times New Roman" w:hAnsi="Times New Roman" w:cs="Times New Roman"/>
-                <w:b/>
-                <w:bCs/>
                 <w:noProof/>
               </w:rPr>
               <w:t>BAB 3  PEMODELAN SISTEM</w:t>
             </w:r>
             <w:r>
               <w:rPr>
+                <w:rFonts w:ascii="Times New Roman" w:hAnsi="Times New Roman" w:cs="Times New Roman"/>
                 <w:noProof/>
                 <w:webHidden/>
               </w:rPr>
@@ -1333,6 +1382,7 @@
             </w:r>
             <w:r>
               <w:rPr>
+                <w:rFonts w:ascii="Times New Roman" w:hAnsi="Times New Roman" w:cs="Times New Roman"/>
                 <w:noProof/>
                 <w:webHidden/>
               </w:rPr>
@@ -1340,19 +1390,22 @@
             </w:r>
             <w:r>
               <w:rPr>
+                <w:rFonts w:ascii="Times New Roman" w:hAnsi="Times New Roman" w:cs="Times New Roman"/>
                 <w:noProof/>
                 <w:webHidden/>
               </w:rPr>
-              <w:instrText xml:space="preserve"> PAGEREF _Toc227854769 \h </w:instrText>
-            </w:r>
-            <w:r>
-              <w:rPr>
+              <w:instrText xml:space="preserve"> PAGEREF _Toc227878179 \h </w:instrText>
+            </w:r>
+            <w:r>
+              <w:rPr>
+                <w:rFonts w:ascii="Times New Roman" w:hAnsi="Times New Roman" w:cs="Times New Roman"/>
                 <w:noProof/>
                 <w:webHidden/>
               </w:rPr>
             </w:r>
             <w:r>
               <w:rPr>
+                <w:rFonts w:ascii="Times New Roman" w:hAnsi="Times New Roman" w:cs="Times New Roman"/>
                 <w:noProof/>
                 <w:webHidden/>
               </w:rPr>
@@ -1360,13 +1413,15 @@
             </w:r>
             <w:r>
               <w:rPr>
+                <w:rFonts w:ascii="Times New Roman" w:hAnsi="Times New Roman" w:cs="Times New Roman"/>
                 <w:noProof/>
                 <w:webHidden/>
               </w:rPr>
-              <w:t>4</w:t>
-            </w:r>
-            <w:r>
-              <w:rPr>
+              <w:t>7</w:t>
+            </w:r>
+            <w:r>
+              <w:rPr>
+                <w:rFonts w:ascii="Times New Roman" w:hAnsi="Times New Roman" w:cs="Times New Roman"/>
                 <w:noProof/>
                 <w:webHidden/>
               </w:rPr>
@@ -1380,24 +1435,24 @@
             <w:tabs>
               <w:tab w:val="right" w:leader="dot" w:pos="9350"/>
             </w:tabs>
+            <w:spacing w:line="360" w:lineRule="auto"/>
             <w:rPr>
-              <w:rFonts w:eastAsiaTheme="minorEastAsia"/>
+              <w:rFonts w:ascii="Times New Roman" w:eastAsiaTheme="minorEastAsia" w:hAnsi="Times New Roman" w:cs="Times New Roman"/>
               <w:noProof/>
             </w:rPr>
           </w:pPr>
-          <w:hyperlink w:anchor="_Toc227854770" w:history="1">
+          <w:hyperlink w:anchor="_Toc227878180" w:history="1">
             <w:r>
               <w:rPr>
                 <w:rStyle w:val="Hyperlink"/>
                 <w:rFonts w:ascii="Times New Roman" w:hAnsi="Times New Roman" w:cs="Times New Roman"/>
-                <w:b/>
-                <w:bCs/>
                 <w:noProof/>
               </w:rPr>
               <w:t>3.1 Use Case Diagram</w:t>
             </w:r>
             <w:r>
               <w:rPr>
+                <w:rFonts w:ascii="Times New Roman" w:hAnsi="Times New Roman" w:cs="Times New Roman"/>
                 <w:noProof/>
                 <w:webHidden/>
               </w:rPr>
@@ -1405,6 +1460,7 @@
             </w:r>
             <w:r>
               <w:rPr>
+                <w:rFonts w:ascii="Times New Roman" w:hAnsi="Times New Roman" w:cs="Times New Roman"/>
                 <w:noProof/>
                 <w:webHidden/>
               </w:rPr>
@@ -1412,19 +1468,22 @@
             </w:r>
             <w:r>
               <w:rPr>
+                <w:rFonts w:ascii="Times New Roman" w:hAnsi="Times New Roman" w:cs="Times New Roman"/>
                 <w:noProof/>
                 <w:webHidden/>
               </w:rPr>
-              <w:instrText xml:space="preserve"> PAGEREF _Toc227854770 \h </w:instrText>
-            </w:r>
-            <w:r>
-              <w:rPr>
+              <w:instrText xml:space="preserve"> PAGEREF _Toc227878180 \h </w:instrText>
+            </w:r>
+            <w:r>
+              <w:rPr>
+                <w:rFonts w:ascii="Times New Roman" w:hAnsi="Times New Roman" w:cs="Times New Roman"/>
                 <w:noProof/>
                 <w:webHidden/>
               </w:rPr>
             </w:r>
             <w:r>
               <w:rPr>
+                <w:rFonts w:ascii="Times New Roman" w:hAnsi="Times New Roman" w:cs="Times New Roman"/>
                 <w:noProof/>
                 <w:webHidden/>
               </w:rPr>
@@ -1432,13 +1491,15 @@
             </w:r>
             <w:r>
               <w:rPr>
+                <w:rFonts w:ascii="Times New Roman" w:hAnsi="Times New Roman" w:cs="Times New Roman"/>
                 <w:noProof/>
                 <w:webHidden/>
               </w:rPr>
-              <w:t>4</w:t>
-            </w:r>
-            <w:r>
-              <w:rPr>
+              <w:t>7</w:t>
+            </w:r>
+            <w:r>
+              <w:rPr>
+                <w:rFonts w:ascii="Times New Roman" w:hAnsi="Times New Roman" w:cs="Times New Roman"/>
                 <w:noProof/>
                 <w:webHidden/>
               </w:rPr>
@@ -1452,24 +1513,24 @@
             <w:tabs>
               <w:tab w:val="right" w:leader="dot" w:pos="9350"/>
             </w:tabs>
+            <w:spacing w:line="360" w:lineRule="auto"/>
             <w:rPr>
-              <w:rFonts w:eastAsiaTheme="minorEastAsia"/>
+              <w:rFonts w:ascii="Times New Roman" w:eastAsiaTheme="minorEastAsia" w:hAnsi="Times New Roman" w:cs="Times New Roman"/>
               <w:noProof/>
             </w:rPr>
           </w:pPr>
-          <w:hyperlink w:anchor="_Toc227854771" w:history="1">
+          <w:hyperlink w:anchor="_Toc227878181" w:history="1">
             <w:r>
               <w:rPr>
                 <w:rStyle w:val="Hyperlink"/>
                 <w:rFonts w:ascii="Times New Roman" w:hAnsi="Times New Roman" w:cs="Times New Roman"/>
-                <w:b/>
-                <w:bCs/>
                 <w:noProof/>
               </w:rPr>
               <w:t>3.2 Class Diagram</w:t>
             </w:r>
             <w:r>
               <w:rPr>
+                <w:rFonts w:ascii="Times New Roman" w:hAnsi="Times New Roman" w:cs="Times New Roman"/>
                 <w:noProof/>
                 <w:webHidden/>
               </w:rPr>
@@ -1477,6 +1538,7 @@
             </w:r>
             <w:r>
               <w:rPr>
+                <w:rFonts w:ascii="Times New Roman" w:hAnsi="Times New Roman" w:cs="Times New Roman"/>
                 <w:noProof/>
                 <w:webHidden/>
               </w:rPr>
@@ -1484,19 +1546,22 @@
             </w:r>
             <w:r>
               <w:rPr>
+                <w:rFonts w:ascii="Times New Roman" w:hAnsi="Times New Roman" w:cs="Times New Roman"/>
                 <w:noProof/>
                 <w:webHidden/>
               </w:rPr>
-              <w:instrText xml:space="preserve"> PAGEREF _Toc227854771 \h </w:instrText>
-            </w:r>
-            <w:r>
-              <w:rPr>
+              <w:instrText xml:space="preserve"> PAGEREF _Toc227878181 \h </w:instrText>
+            </w:r>
+            <w:r>
+              <w:rPr>
+                <w:rFonts w:ascii="Times New Roman" w:hAnsi="Times New Roman" w:cs="Times New Roman"/>
                 <w:noProof/>
                 <w:webHidden/>
               </w:rPr>
             </w:r>
             <w:r>
               <w:rPr>
+                <w:rFonts w:ascii="Times New Roman" w:hAnsi="Times New Roman" w:cs="Times New Roman"/>
                 <w:noProof/>
                 <w:webHidden/>
               </w:rPr>
@@ -1504,13 +1569,15 @@
             </w:r>
             <w:r>
               <w:rPr>
+                <w:rFonts w:ascii="Times New Roman" w:hAnsi="Times New Roman" w:cs="Times New Roman"/>
                 <w:noProof/>
                 <w:webHidden/>
               </w:rPr>
-              <w:t>4</w:t>
-            </w:r>
-            <w:r>
-              <w:rPr>
+              <w:t>8</w:t>
+            </w:r>
+            <w:r>
+              <w:rPr>
+                <w:rFonts w:ascii="Times New Roman" w:hAnsi="Times New Roman" w:cs="Times New Roman"/>
                 <w:noProof/>
                 <w:webHidden/>
               </w:rPr>
@@ -1524,24 +1591,24 @@
             <w:tabs>
               <w:tab w:val="right" w:leader="dot" w:pos="9350"/>
             </w:tabs>
+            <w:spacing w:line="360" w:lineRule="auto"/>
             <w:rPr>
-              <w:rFonts w:eastAsiaTheme="minorEastAsia"/>
+              <w:rFonts w:ascii="Times New Roman" w:eastAsiaTheme="minorEastAsia" w:hAnsi="Times New Roman" w:cs="Times New Roman"/>
               <w:noProof/>
             </w:rPr>
           </w:pPr>
-          <w:hyperlink w:anchor="_Toc227854772" w:history="1">
+          <w:hyperlink w:anchor="_Toc227878182" w:history="1">
             <w:r>
               <w:rPr>
                 <w:rStyle w:val="Hyperlink"/>
                 <w:rFonts w:ascii="Times New Roman" w:hAnsi="Times New Roman" w:cs="Times New Roman"/>
-                <w:b/>
-                <w:bCs/>
                 <w:noProof/>
               </w:rPr>
               <w:t>BAB 4 IMPLEMENTASI</w:t>
             </w:r>
             <w:r>
               <w:rPr>
+                <w:rFonts w:ascii="Times New Roman" w:hAnsi="Times New Roman" w:cs="Times New Roman"/>
                 <w:noProof/>
                 <w:webHidden/>
               </w:rPr>
@@ -1549,6 +1616,7 @@
             </w:r>
             <w:r>
               <w:rPr>
+                <w:rFonts w:ascii="Times New Roman" w:hAnsi="Times New Roman" w:cs="Times New Roman"/>
                 <w:noProof/>
                 <w:webHidden/>
               </w:rPr>
@@ -1556,19 +1624,22 @@
             </w:r>
             <w:r>
               <w:rPr>
+                <w:rFonts w:ascii="Times New Roman" w:hAnsi="Times New Roman" w:cs="Times New Roman"/>
                 <w:noProof/>
                 <w:webHidden/>
               </w:rPr>
-              <w:instrText xml:space="preserve"> PAGEREF _Toc227854772 \h </w:instrText>
-            </w:r>
-            <w:r>
-              <w:rPr>
+              <w:instrText xml:space="preserve"> PAGEREF _Toc227878182 \h </w:instrText>
+            </w:r>
+            <w:r>
+              <w:rPr>
+                <w:rFonts w:ascii="Times New Roman" w:hAnsi="Times New Roman" w:cs="Times New Roman"/>
                 <w:noProof/>
                 <w:webHidden/>
               </w:rPr>
             </w:r>
             <w:r>
               <w:rPr>
+                <w:rFonts w:ascii="Times New Roman" w:hAnsi="Times New Roman" w:cs="Times New Roman"/>
                 <w:noProof/>
                 <w:webHidden/>
               </w:rPr>
@@ -1576,13 +1647,15 @@
             </w:r>
             <w:r>
               <w:rPr>
+                <w:rFonts w:ascii="Times New Roman" w:hAnsi="Times New Roman" w:cs="Times New Roman"/>
                 <w:noProof/>
                 <w:webHidden/>
               </w:rPr>
-              <w:t>5</w:t>
-            </w:r>
-            <w:r>
-              <w:rPr>
+              <w:t>9</w:t>
+            </w:r>
+            <w:r>
+              <w:rPr>
+                <w:rFonts w:ascii="Times New Roman" w:hAnsi="Times New Roman" w:cs="Times New Roman"/>
                 <w:noProof/>
                 <w:webHidden/>
               </w:rPr>
@@ -1596,24 +1669,24 @@
             <w:tabs>
               <w:tab w:val="right" w:leader="dot" w:pos="9350"/>
             </w:tabs>
+            <w:spacing w:line="360" w:lineRule="auto"/>
             <w:rPr>
-              <w:rFonts w:eastAsiaTheme="minorEastAsia"/>
+              <w:rFonts w:ascii="Times New Roman" w:eastAsiaTheme="minorEastAsia" w:hAnsi="Times New Roman" w:cs="Times New Roman"/>
               <w:noProof/>
             </w:rPr>
           </w:pPr>
-          <w:hyperlink w:anchor="_Toc227854773" w:history="1">
+          <w:hyperlink w:anchor="_Toc227878183" w:history="1">
             <w:r>
               <w:rPr>
                 <w:rStyle w:val="Hyperlink"/>
                 <w:rFonts w:ascii="Times New Roman" w:hAnsi="Times New Roman" w:cs="Times New Roman"/>
-                <w:b/>
-                <w:bCs/>
                 <w:noProof/>
               </w:rPr>
               <w:t>4.1 Source Code Kotlin</w:t>
             </w:r>
             <w:r>
               <w:rPr>
+                <w:rFonts w:ascii="Times New Roman" w:hAnsi="Times New Roman" w:cs="Times New Roman"/>
                 <w:noProof/>
                 <w:webHidden/>
               </w:rPr>
@@ -1621,6 +1694,7 @@
             </w:r>
             <w:r>
               <w:rPr>
+                <w:rFonts w:ascii="Times New Roman" w:hAnsi="Times New Roman" w:cs="Times New Roman"/>
                 <w:noProof/>
                 <w:webHidden/>
               </w:rPr>
@@ -1628,19 +1702,22 @@
             </w:r>
             <w:r>
               <w:rPr>
+                <w:rFonts w:ascii="Times New Roman" w:hAnsi="Times New Roman" w:cs="Times New Roman"/>
                 <w:noProof/>
                 <w:webHidden/>
               </w:rPr>
-              <w:instrText xml:space="preserve"> PAGEREF _Toc227854773 \h </w:instrText>
-            </w:r>
-            <w:r>
-              <w:rPr>
+              <w:instrText xml:space="preserve"> PAGEREF _Toc227878183 \h </w:instrText>
+            </w:r>
+            <w:r>
+              <w:rPr>
+                <w:rFonts w:ascii="Times New Roman" w:hAnsi="Times New Roman" w:cs="Times New Roman"/>
                 <w:noProof/>
                 <w:webHidden/>
               </w:rPr>
             </w:r>
             <w:r>
               <w:rPr>
+                <w:rFonts w:ascii="Times New Roman" w:hAnsi="Times New Roman" w:cs="Times New Roman"/>
                 <w:noProof/>
                 <w:webHidden/>
               </w:rPr>
@@ -1648,13 +1725,15 @@
             </w:r>
             <w:r>
               <w:rPr>
+                <w:rFonts w:ascii="Times New Roman" w:hAnsi="Times New Roman" w:cs="Times New Roman"/>
                 <w:noProof/>
                 <w:webHidden/>
               </w:rPr>
-              <w:t>5</w:t>
-            </w:r>
-            <w:r>
-              <w:rPr>
+              <w:t>9</w:t>
+            </w:r>
+            <w:r>
+              <w:rPr>
+                <w:rFonts w:ascii="Times New Roman" w:hAnsi="Times New Roman" w:cs="Times New Roman"/>
                 <w:noProof/>
                 <w:webHidden/>
               </w:rPr>
@@ -1668,24 +1747,24 @@
             <w:tabs>
               <w:tab w:val="right" w:leader="dot" w:pos="9350"/>
             </w:tabs>
+            <w:spacing w:line="360" w:lineRule="auto"/>
             <w:rPr>
-              <w:rFonts w:eastAsiaTheme="minorEastAsia"/>
+              <w:rFonts w:ascii="Times New Roman" w:eastAsiaTheme="minorEastAsia" w:hAnsi="Times New Roman" w:cs="Times New Roman"/>
               <w:noProof/>
             </w:rPr>
           </w:pPr>
-          <w:hyperlink w:anchor="_Toc227854774" w:history="1">
+          <w:hyperlink w:anchor="_Toc227878184" w:history="1">
             <w:r>
               <w:rPr>
                 <w:rStyle w:val="Hyperlink"/>
                 <w:rFonts w:ascii="Times New Roman" w:hAnsi="Times New Roman" w:cs="Times New Roman"/>
-                <w:b/>
-                <w:bCs/>
                 <w:noProof/>
               </w:rPr>
               <w:t>4.2 Hasil Simulasi</w:t>
             </w:r>
             <w:r>
               <w:rPr>
+                <w:rFonts w:ascii="Times New Roman" w:hAnsi="Times New Roman" w:cs="Times New Roman"/>
                 <w:noProof/>
                 <w:webHidden/>
               </w:rPr>
@@ -1693,6 +1772,7 @@
             </w:r>
             <w:r>
               <w:rPr>
+                <w:rFonts w:ascii="Times New Roman" w:hAnsi="Times New Roman" w:cs="Times New Roman"/>
                 <w:noProof/>
                 <w:webHidden/>
               </w:rPr>
@@ -1700,19 +1780,22 @@
             </w:r>
             <w:r>
               <w:rPr>
+                <w:rFonts w:ascii="Times New Roman" w:hAnsi="Times New Roman" w:cs="Times New Roman"/>
                 <w:noProof/>
                 <w:webHidden/>
               </w:rPr>
-              <w:instrText xml:space="preserve"> PAGEREF _Toc227854774 \h </w:instrText>
-            </w:r>
-            <w:r>
-              <w:rPr>
+              <w:instrText xml:space="preserve"> PAGEREF _Toc227878184 \h </w:instrText>
+            </w:r>
+            <w:r>
+              <w:rPr>
+                <w:rFonts w:ascii="Times New Roman" w:hAnsi="Times New Roman" w:cs="Times New Roman"/>
                 <w:noProof/>
                 <w:webHidden/>
               </w:rPr>
             </w:r>
             <w:r>
               <w:rPr>
+                <w:rFonts w:ascii="Times New Roman" w:hAnsi="Times New Roman" w:cs="Times New Roman"/>
                 <w:noProof/>
                 <w:webHidden/>
               </w:rPr>
@@ -1720,13 +1803,15 @@
             </w:r>
             <w:r>
               <w:rPr>
+                <w:rFonts w:ascii="Times New Roman" w:hAnsi="Times New Roman" w:cs="Times New Roman"/>
                 <w:noProof/>
                 <w:webHidden/>
               </w:rPr>
-              <w:t>6</w:t>
-            </w:r>
-            <w:r>
-              <w:rPr>
+              <w:t>14</w:t>
+            </w:r>
+            <w:r>
+              <w:rPr>
+                <w:rFonts w:ascii="Times New Roman" w:hAnsi="Times New Roman" w:cs="Times New Roman"/>
                 <w:noProof/>
                 <w:webHidden/>
               </w:rPr>
@@ -1740,24 +1825,24 @@
             <w:tabs>
               <w:tab w:val="right" w:leader="dot" w:pos="9350"/>
             </w:tabs>
+            <w:spacing w:line="360" w:lineRule="auto"/>
             <w:rPr>
-              <w:rFonts w:eastAsiaTheme="minorEastAsia"/>
+              <w:rFonts w:ascii="Times New Roman" w:eastAsiaTheme="minorEastAsia" w:hAnsi="Times New Roman" w:cs="Times New Roman"/>
               <w:noProof/>
             </w:rPr>
           </w:pPr>
-          <w:hyperlink w:anchor="_Toc227854775" w:history="1">
+          <w:hyperlink w:anchor="_Toc227878185" w:history="1">
             <w:r>
               <w:rPr>
                 <w:rStyle w:val="Hyperlink"/>
                 <w:rFonts w:ascii="Times New Roman" w:hAnsi="Times New Roman" w:cs="Times New Roman"/>
-                <w:b/>
-                <w:bCs/>
                 <w:noProof/>
               </w:rPr>
               <w:t>BAB 5  PENUTUP</w:t>
             </w:r>
             <w:r>
               <w:rPr>
+                <w:rFonts w:ascii="Times New Roman" w:hAnsi="Times New Roman" w:cs="Times New Roman"/>
                 <w:noProof/>
                 <w:webHidden/>
               </w:rPr>
@@ -1765,6 +1850,7 @@
             </w:r>
             <w:r>
               <w:rPr>
+                <w:rFonts w:ascii="Times New Roman" w:hAnsi="Times New Roman" w:cs="Times New Roman"/>
                 <w:noProof/>
                 <w:webHidden/>
               </w:rPr>
@@ -1772,19 +1858,22 @@
             </w:r>
             <w:r>
               <w:rPr>
+                <w:rFonts w:ascii="Times New Roman" w:hAnsi="Times New Roman" w:cs="Times New Roman"/>
                 <w:noProof/>
                 <w:webHidden/>
               </w:rPr>
-              <w:instrText xml:space="preserve"> PAGEREF _Toc227854775 \h </w:instrText>
-            </w:r>
-            <w:r>
-              <w:rPr>
+              <w:instrText xml:space="preserve"> PAGEREF _Toc227878185 \h </w:instrText>
+            </w:r>
+            <w:r>
+              <w:rPr>
+                <w:rFonts w:ascii="Times New Roman" w:hAnsi="Times New Roman" w:cs="Times New Roman"/>
                 <w:noProof/>
                 <w:webHidden/>
               </w:rPr>
             </w:r>
             <w:r>
               <w:rPr>
+                <w:rFonts w:ascii="Times New Roman" w:hAnsi="Times New Roman" w:cs="Times New Roman"/>
                 <w:noProof/>
                 <w:webHidden/>
               </w:rPr>
@@ -1792,13 +1881,15 @@
             </w:r>
             <w:r>
               <w:rPr>
+                <w:rFonts w:ascii="Times New Roman" w:hAnsi="Times New Roman" w:cs="Times New Roman"/>
                 <w:noProof/>
                 <w:webHidden/>
               </w:rPr>
-              <w:t>8</w:t>
-            </w:r>
-            <w:r>
-              <w:rPr>
+              <w:t>15</w:t>
+            </w:r>
+            <w:r>
+              <w:rPr>
+                <w:rFonts w:ascii="Times New Roman" w:hAnsi="Times New Roman" w:cs="Times New Roman"/>
                 <w:noProof/>
                 <w:webHidden/>
               </w:rPr>
@@ -1812,24 +1903,24 @@
             <w:tabs>
               <w:tab w:val="right" w:leader="dot" w:pos="9350"/>
             </w:tabs>
+            <w:spacing w:line="360" w:lineRule="auto"/>
             <w:rPr>
-              <w:rFonts w:eastAsiaTheme="minorEastAsia"/>
+              <w:rFonts w:ascii="Times New Roman" w:eastAsiaTheme="minorEastAsia" w:hAnsi="Times New Roman" w:cs="Times New Roman"/>
               <w:noProof/>
             </w:rPr>
           </w:pPr>
-          <w:hyperlink w:anchor="_Toc227854776" w:history="1">
+          <w:hyperlink w:anchor="_Toc227878186" w:history="1">
             <w:r>
               <w:rPr>
                 <w:rStyle w:val="Hyperlink"/>
                 <w:rFonts w:ascii="Times New Roman" w:hAnsi="Times New Roman" w:cs="Times New Roman"/>
-                <w:b/>
-                <w:bCs/>
                 <w:noProof/>
               </w:rPr>
               <w:t>5.1 Kesimpulan</w:t>
             </w:r>
             <w:r>
               <w:rPr>
+                <w:rFonts w:ascii="Times New Roman" w:hAnsi="Times New Roman" w:cs="Times New Roman"/>
                 <w:noProof/>
                 <w:webHidden/>
               </w:rPr>
@@ -1837,6 +1928,7 @@
             </w:r>
             <w:r>
               <w:rPr>
+                <w:rFonts w:ascii="Times New Roman" w:hAnsi="Times New Roman" w:cs="Times New Roman"/>
                 <w:noProof/>
                 <w:webHidden/>
               </w:rPr>
@@ -1844,19 +1936,22 @@
             </w:r>
             <w:r>
               <w:rPr>
+                <w:rFonts w:ascii="Times New Roman" w:hAnsi="Times New Roman" w:cs="Times New Roman"/>
                 <w:noProof/>
                 <w:webHidden/>
               </w:rPr>
-              <w:instrText xml:space="preserve"> PAGEREF _Toc227854776 \h </w:instrText>
-            </w:r>
-            <w:r>
-              <w:rPr>
+              <w:instrText xml:space="preserve"> PAGEREF _Toc227878186 \h </w:instrText>
+            </w:r>
+            <w:r>
+              <w:rPr>
+                <w:rFonts w:ascii="Times New Roman" w:hAnsi="Times New Roman" w:cs="Times New Roman"/>
                 <w:noProof/>
                 <w:webHidden/>
               </w:rPr>
             </w:r>
             <w:r>
               <w:rPr>
+                <w:rFonts w:ascii="Times New Roman" w:hAnsi="Times New Roman" w:cs="Times New Roman"/>
                 <w:noProof/>
                 <w:webHidden/>
               </w:rPr>
@@ -1864,13 +1959,15 @@
             </w:r>
             <w:r>
               <w:rPr>
+                <w:rFonts w:ascii="Times New Roman" w:hAnsi="Times New Roman" w:cs="Times New Roman"/>
                 <w:noProof/>
                 <w:webHidden/>
               </w:rPr>
-              <w:t>8</w:t>
-            </w:r>
-            <w:r>
-              <w:rPr>
+              <w:t>15</w:t>
+            </w:r>
+            <w:r>
+              <w:rPr>
+                <w:rFonts w:ascii="Times New Roman" w:hAnsi="Times New Roman" w:cs="Times New Roman"/>
                 <w:noProof/>
                 <w:webHidden/>
               </w:rPr>
@@ -1884,24 +1981,25 @@
             <w:tabs>
               <w:tab w:val="right" w:leader="dot" w:pos="9350"/>
             </w:tabs>
+            <w:spacing w:line="360" w:lineRule="auto"/>
             <w:rPr>
-              <w:rFonts w:eastAsiaTheme="minorEastAsia"/>
+              <w:rFonts w:ascii="Times New Roman" w:eastAsiaTheme="minorEastAsia" w:hAnsi="Times New Roman" w:cs="Times New Roman"/>
               <w:noProof/>
             </w:rPr>
           </w:pPr>
-          <w:hyperlink w:anchor="_Toc227854777" w:history="1">
+          <w:hyperlink w:anchor="_Toc227878187" w:history="1">
             <w:r>
               <w:rPr>
                 <w:rStyle w:val="Hyperlink"/>
                 <w:rFonts w:ascii="Times New Roman" w:hAnsi="Times New Roman" w:cs="Times New Roman"/>
-                <w:b/>
-                <w:bCs/>
                 <w:noProof/>
+                <w:lang w:val="sv-SE"/>
               </w:rPr>
               <w:t>5.2 Saran</w:t>
             </w:r>
             <w:r>
               <w:rPr>
+                <w:rFonts w:ascii="Times New Roman" w:hAnsi="Times New Roman" w:cs="Times New Roman"/>
                 <w:noProof/>
                 <w:webHidden/>
               </w:rPr>
@@ -1909,6 +2007,7 @@
             </w:r>
             <w:r>
               <w:rPr>
+                <w:rFonts w:ascii="Times New Roman" w:hAnsi="Times New Roman" w:cs="Times New Roman"/>
                 <w:noProof/>
                 <w:webHidden/>
               </w:rPr>
@@ -1916,19 +2015,22 @@
             </w:r>
             <w:r>
               <w:rPr>
+                <w:rFonts w:ascii="Times New Roman" w:hAnsi="Times New Roman" w:cs="Times New Roman"/>
                 <w:noProof/>
                 <w:webHidden/>
               </w:rPr>
-              <w:instrText xml:space="preserve"> PAGEREF _Toc227854777 \h </w:instrText>
-            </w:r>
-            <w:r>
-              <w:rPr>
+              <w:instrText xml:space="preserve"> PAGEREF _Toc227878187 \h </w:instrText>
+            </w:r>
+            <w:r>
+              <w:rPr>
+                <w:rFonts w:ascii="Times New Roman" w:hAnsi="Times New Roman" w:cs="Times New Roman"/>
                 <w:noProof/>
                 <w:webHidden/>
               </w:rPr>
             </w:r>
             <w:r>
               <w:rPr>
+                <w:rFonts w:ascii="Times New Roman" w:hAnsi="Times New Roman" w:cs="Times New Roman"/>
                 <w:noProof/>
                 <w:webHidden/>
               </w:rPr>
@@ -1936,13 +2038,15 @@
             </w:r>
             <w:r>
               <w:rPr>
+                <w:rFonts w:ascii="Times New Roman" w:hAnsi="Times New Roman" w:cs="Times New Roman"/>
                 <w:noProof/>
                 <w:webHidden/>
               </w:rPr>
-              <w:t>8</w:t>
-            </w:r>
-            <w:r>
-              <w:rPr>
+              <w:t>15</w:t>
+            </w:r>
+            <w:r>
+              <w:rPr>
+                <w:rFonts w:ascii="Times New Roman" w:hAnsi="Times New Roman" w:cs="Times New Roman"/>
                 <w:noProof/>
                 <w:webHidden/>
               </w:rPr>
@@ -1951,10 +2055,91 @@
           </w:hyperlink>
         </w:p>
         <w:p>
+          <w:pPr>
+            <w:pStyle w:val="TOC1"/>
+            <w:tabs>
+              <w:tab w:val="right" w:leader="dot" w:pos="9350"/>
+            </w:tabs>
+            <w:spacing w:line="360" w:lineRule="auto"/>
+            <w:rPr>
+              <w:rFonts w:ascii="Times New Roman" w:eastAsiaTheme="minorEastAsia" w:hAnsi="Times New Roman" w:cs="Times New Roman"/>
+              <w:noProof/>
+            </w:rPr>
+          </w:pPr>
+          <w:hyperlink w:anchor="_Toc227878188" w:history="1">
+            <w:r>
+              <w:rPr>
+                <w:rStyle w:val="Hyperlink"/>
+                <w:rFonts w:ascii="Times New Roman" w:hAnsi="Times New Roman" w:cs="Times New Roman"/>
+                <w:noProof/>
+                <w:lang w:val="sv-SE"/>
+              </w:rPr>
+              <w:t>DAFTAR PUSTAKA</w:t>
+            </w:r>
+            <w:r>
+              <w:rPr>
+                <w:rFonts w:ascii="Times New Roman" w:hAnsi="Times New Roman" w:cs="Times New Roman"/>
+                <w:noProof/>
+                <w:webHidden/>
+              </w:rPr>
+              <w:tab/>
+            </w:r>
+            <w:r>
+              <w:rPr>
+                <w:rFonts w:ascii="Times New Roman" w:hAnsi="Times New Roman" w:cs="Times New Roman"/>
+                <w:noProof/>
+                <w:webHidden/>
+              </w:rPr>
+              <w:fldChar w:fldCharType="begin"/>
+            </w:r>
+            <w:r>
+              <w:rPr>
+                <w:rFonts w:ascii="Times New Roman" w:hAnsi="Times New Roman" w:cs="Times New Roman"/>
+                <w:noProof/>
+                <w:webHidden/>
+              </w:rPr>
+              <w:instrText xml:space="preserve"> PAGEREF _Toc227878188 \h </w:instrText>
+            </w:r>
+            <w:r>
+              <w:rPr>
+                <w:rFonts w:ascii="Times New Roman" w:hAnsi="Times New Roman" w:cs="Times New Roman"/>
+                <w:noProof/>
+                <w:webHidden/>
+              </w:rPr>
+            </w:r>
+            <w:r>
+              <w:rPr>
+                <w:rFonts w:ascii="Times New Roman" w:hAnsi="Times New Roman" w:cs="Times New Roman"/>
+                <w:noProof/>
+                <w:webHidden/>
+              </w:rPr>
+              <w:fldChar w:fldCharType="separate"/>
+            </w:r>
+            <w:r>
+              <w:rPr>
+                <w:rFonts w:ascii="Times New Roman" w:hAnsi="Times New Roman" w:cs="Times New Roman"/>
+                <w:noProof/>
+                <w:webHidden/>
+              </w:rPr>
+              <w:t>16</w:t>
+            </w:r>
+            <w:r>
+              <w:rPr>
+                <w:rFonts w:ascii="Times New Roman" w:hAnsi="Times New Roman" w:cs="Times New Roman"/>
+                <w:noProof/>
+                <w:webHidden/>
+              </w:rPr>
+              <w:fldChar w:fldCharType="end"/>
+            </w:r>
+          </w:hyperlink>
+        </w:p>
+        <w:p>
+          <w:pPr>
+            <w:spacing w:line="360" w:lineRule="auto"/>
+          </w:pPr>
           <w:r>
             <w:rPr>
-              <w:b/>
-              <w:bCs/>
+              <w:rFonts w:ascii="Times New Roman" w:hAnsi="Times New Roman" w:cs="Times New Roman"/>
               <w:lang w:val="id-ID"/>
             </w:rPr>
             <w:fldChar w:fldCharType="end"/>
@@ -2020,7 +2205,7 @@
           <w:lang w:val="id-ID"/>
         </w:rPr>
       </w:pPr>
-      <w:bookmarkStart w:id="0" w:name="_Toc227854762"/>
+      <w:bookmarkStart w:id="0" w:name="_Toc227878172"/>
       <w:r>
         <w:rPr>
           <w:rFonts w:ascii="Times New Roman" w:hAnsi="Times New Roman" w:cs="Times New Roman"/>
@@ -2086,7 +2271,7 @@
           <w:lang w:val="id-ID"/>
         </w:rPr>
       </w:pPr>
-      <w:bookmarkStart w:id="1" w:name="_Toc227854763"/>
+      <w:bookmarkStart w:id="1" w:name="_Toc227878173"/>
       <w:r>
         <w:rPr>
           <w:rFonts w:ascii="Times New Roman" w:hAnsi="Times New Roman" w:cs="Times New Roman"/>
@@ -2177,7 +2362,7 @@
           <w:lang w:val="id-ID"/>
         </w:rPr>
       </w:pPr>
-      <w:bookmarkStart w:id="2" w:name="_Toc227854764"/>
+      <w:bookmarkStart w:id="2" w:name="_Toc227878174"/>
       <w:r>
         <w:rPr>
           <w:rFonts w:ascii="Times New Roman" w:hAnsi="Times New Roman" w:cs="Times New Roman"/>
@@ -2325,7 +2510,7 @@
           <w:lang w:val="id-ID"/>
         </w:rPr>
       </w:pPr>
-      <w:bookmarkStart w:id="3" w:name="_Toc227854765"/>
+      <w:bookmarkStart w:id="3" w:name="_Toc227878175"/>
       <w:r>
         <w:rPr>
           <w:rFonts w:ascii="Times New Roman" w:hAnsi="Times New Roman" w:cs="Times New Roman"/>
@@ -2525,7 +2710,7 @@
           <w:lang w:val="id-ID"/>
         </w:rPr>
       </w:pPr>
-      <w:bookmarkStart w:id="4" w:name="_Toc227854766"/>
+      <w:bookmarkStart w:id="4" w:name="_Toc227878176"/>
       <w:r>
         <w:rPr>
           <w:rFonts w:ascii="Times New Roman" w:hAnsi="Times New Roman" w:cs="Times New Roman"/>
@@ -2568,7 +2753,7 @@
           <w:lang w:val="id-ID"/>
         </w:rPr>
       </w:pPr>
-      <w:bookmarkStart w:id="5" w:name="_Toc227854767"/>
+      <w:bookmarkStart w:id="5" w:name="_Toc227878177"/>
       <w:r>
         <w:rPr>
           <w:rFonts w:ascii="Times New Roman" w:hAnsi="Times New Roman" w:cs="Times New Roman"/>
@@ -3082,7 +3267,7 @@
           <w:szCs w:val="24"/>
         </w:rPr>
       </w:pPr>
-      <w:bookmarkStart w:id="6" w:name="_Toc227854768"/>
+      <w:bookmarkStart w:id="6" w:name="_Toc227878178"/>
       <w:r>
         <w:rPr>
           <w:rFonts w:ascii="Times New Roman" w:hAnsi="Times New Roman" w:cs="Times New Roman"/>
@@ -4334,7 +4519,7 @@
           <w:szCs w:val="24"/>
         </w:rPr>
       </w:pPr>
-      <w:bookmarkStart w:id="7" w:name="_Toc227854769"/>
+      <w:bookmarkStart w:id="7" w:name="_Toc227878179"/>
       <w:r>
         <w:rPr>
           <w:rFonts w:ascii="Times New Roman" w:hAnsi="Times New Roman" w:cs="Times New Roman"/>
@@ -4385,7 +4570,7 @@
           <w:szCs w:val="24"/>
         </w:rPr>
       </w:pPr>
-      <w:bookmarkStart w:id="8" w:name="_Toc227854770"/>
+      <w:bookmarkStart w:id="8" w:name="_Toc227878180"/>
       <w:r>
         <w:rPr>
           <w:rFonts w:ascii="Times New Roman" w:hAnsi="Times New Roman" w:cs="Times New Roman"/>
@@ -4977,7 +5162,7 @@
           <w:szCs w:val="24"/>
         </w:rPr>
       </w:pPr>
-      <w:bookmarkStart w:id="9" w:name="_Toc227854771"/>
+      <w:bookmarkStart w:id="9" w:name="_Toc227878181"/>
       <w:r>
         <w:rPr>
           <w:rFonts w:ascii="Times New Roman" w:hAnsi="Times New Roman" w:cs="Times New Roman"/>
@@ -5564,7 +5749,7 @@
           <w:szCs w:val="24"/>
         </w:rPr>
       </w:pPr>
-      <w:bookmarkStart w:id="10" w:name="_Toc227854772"/>
+      <w:bookmarkStart w:id="10" w:name="_Toc227878182"/>
       <w:r>
         <w:rPr>
           <w:rFonts w:ascii="Times New Roman" w:hAnsi="Times New Roman" w:cs="Times New Roman"/>
@@ -5614,7 +5799,7 @@
           <w:szCs w:val="24"/>
         </w:rPr>
       </w:pPr>
-      <w:bookmarkStart w:id="11" w:name="_Toc227854773"/>
+      <w:bookmarkStart w:id="11" w:name="_Toc227878183"/>
       <w:r>
         <w:rPr>
           <w:rFonts w:ascii="Times New Roman" w:hAnsi="Times New Roman" w:cs="Times New Roman"/>
@@ -8109,7 +8294,6 @@
         </w:rPr>
         <w:t>Pasien kedua gagal karena kuota habis</w:t>
       </w:r>
-      <w:bookmarkStart w:id="12" w:name="_Toc227854774"/>
     </w:p>
     <w:p>
       <w:pPr>
@@ -8194,6 +8378,7 @@
           <w:szCs w:val="24"/>
         </w:rPr>
       </w:pPr>
+      <w:bookmarkStart w:id="12" w:name="_Toc227878184"/>
       <w:r>
         <w:rPr>
           <w:rFonts w:ascii="Times New Roman" w:hAnsi="Times New Roman" w:cs="Times New Roman"/>
@@ -8563,7 +8748,7 @@
           <w:szCs w:val="24"/>
         </w:rPr>
       </w:pPr>
-      <w:bookmarkStart w:id="13" w:name="_Toc227854775"/>
+      <w:bookmarkStart w:id="13" w:name="_Toc227878185"/>
       <w:r>
         <w:rPr>
           <w:rFonts w:ascii="Times New Roman" w:hAnsi="Times New Roman" w:cs="Times New Roman"/>
@@ -8614,7 +8799,7 @@
           <w:szCs w:val="24"/>
         </w:rPr>
       </w:pPr>
-      <w:bookmarkStart w:id="14" w:name="_Toc227854776"/>
+      <w:bookmarkStart w:id="14" w:name="_Toc227878186"/>
       <w:r>
         <w:rPr>
           <w:rFonts w:ascii="Times New Roman" w:hAnsi="Times New Roman" w:cs="Times New Roman"/>
@@ -8981,7 +9166,7 @@
           <w:lang w:val="sv-SE"/>
         </w:rPr>
       </w:pPr>
-      <w:bookmarkStart w:id="15" w:name="_Toc227854777"/>
+      <w:bookmarkStart w:id="15" w:name="_Toc227878187"/>
       <w:r>
         <w:rPr>
           <w:rFonts w:ascii="Times New Roman" w:hAnsi="Times New Roman" w:cs="Times New Roman"/>
@@ -8994,7 +9179,6 @@
         </w:rPr>
         <w:t>5.2 Sara</w:t>
       </w:r>
-      <w:bookmarkEnd w:id="15"/>
       <w:r>
         <w:rPr>
           <w:rFonts w:ascii="Times New Roman" w:hAnsi="Times New Roman" w:cs="Times New Roman"/>
@@ -9007,6 +9191,7 @@
         </w:rPr>
         <w:t>n</w:t>
       </w:r>
+      <w:bookmarkEnd w:id="15"/>
     </w:p>
     <w:p>
       <w:pPr>
@@ -9116,8 +9301,7 @@
     </w:p>
     <w:p>
       <w:pPr>
-        <w:pStyle w:val="Judul2"/>
-        <w:spacing w:line="360" w:lineRule="auto"/>
+        <w:pStyle w:val="Judul1"/>
         <w:jc w:val="center"/>
         <w:rPr>
           <w:rFonts w:ascii="Times New Roman" w:hAnsi="Times New Roman" w:cs="Times New Roman"/>
@@ -9129,6 +9313,7 @@
           <w:lang w:val="sv-SE"/>
         </w:rPr>
       </w:pPr>
+      <w:bookmarkStart w:id="16" w:name="_Toc227878188"/>
       <w:r>
         <w:rPr>
           <w:rFonts w:ascii="Times New Roman" w:hAnsi="Times New Roman" w:cs="Times New Roman"/>
@@ -9140,8 +9325,16 @@
           <w:lang w:val="sv-SE"/>
         </w:rPr>
         <w:lastRenderedPageBreak/>
-        <w:t xml:space="preserve">DAFTAR PUSTAKA </w:t>
-      </w:r>
+        <w:t>DAFTAR PUSTAKA</w:t>
+      </w:r>
+      <w:bookmarkEnd w:id="16"/>
+    </w:p>
+    <w:p>
+      <w:pPr>
+        <w:rPr>
+          <w:lang w:val="sv-SE"/>
+        </w:rPr>
+      </w:pPr>
     </w:p>
     <w:p>
       <w:pPr>
